--- a/docs/Lab3/Report.docx
+++ b/docs/Lab3/Report.docx
@@ -5530,7 +5530,7 @@
           <w:color w:val="000000"/>
           <w:sz w:val="21"/>
         </w:rPr>
-        <w:t>Я самостійно узгодив вимоги, компоненти, 9 сутностей і 8 екранів прототипу. Найбільше на проєктування вплинули цілісність stock, серверний доступ і аудит. Ці правила підтверджено тестами. Незалежний walkthrough, два браузери та очищення оформлення GitHub ще потребують завершення.</w:t>
+        <w:t>Я самостійно узгодив вимоги, компоненти, 9 сутностей і 8 екранів прототипу. Найбільше на проєктування вплинули цілісність stock, серверний доступ і аудит. Ці правила підтверджено тестами. GitHub і публічну дошку задач оформлено. Незалежний walkthrough, вимірювання часу пошуку та перевірка у двох браузерах ще потребують завершення.</w:t>
       </w:r>
     </w:p>
     <w:tbl>
@@ -6047,7 +6047,7 @@
           <w:color w:val="000000"/>
           <w:sz w:val="20"/>
         </w:rPr>
-        <w:t>Редаговані PlantUML джерела уточнених діаграм додаються до пакета звітів. У GitHub уже є architecture.puml і er.puml; наявну ER схему потрібно оновити, щоб явно показати auth_sessions. Нові файли в main під час перевірки не додавалися.</w:t>
+        <w:t>У папці docs/Lab3/report-diagrams опубліковано уточнені контекстну, компонентну, ER та sequence діаграми. ER модель містить 9 сутностей, зокрема auth_sessions. Файли можна редагувати у PlantUML; знімок папки GitHub наведено у додатку.</w:t>
       </w:r>
     </w:p>
     <w:p>
@@ -6105,6 +6105,228 @@
             <w:rFonts w:ascii="DejaVu Serif" w:hAnsi="DejaVu Serif"/>
           </w:rPr>
           <w:t>Результати технічних перевірок</w:t>
+        </w:r>
+      </w:hyperlink>
+    </w:p>
+    <w:p>
+      <w:r>
+        <w:br w:type="page"/>
+      </w:r>
+    </w:p>
+    <w:p>
+      <w:pPr>
+        <w:pStyle w:val="Heading1"/>
+      </w:pPr>
+      <w:r>
+        <w:t>Скріншоти опублікованих матеріалів</w:t>
+      </w:r>
+    </w:p>
+    <w:p>
+      <w:pPr>
+        <w:spacing w:after="160"/>
+      </w:pPr>
+      <w:r>
+        <w:t>Додаток. Стан GitHub на 06.10.2026.</w:t>
+      </w:r>
+    </w:p>
+    <w:p>
+      <w:pPr>
+        <w:keepNext/>
+        <w:spacing w:after="60"/>
+        <w:jc w:val="center"/>
+      </w:pPr>
+      <w:r>
+        <w:drawing>
+          <wp:inline xmlns:a="http://schemas.openxmlformats.org/drawingml/2006/main" xmlns:pic="http://schemas.openxmlformats.org/drawingml/2006/picture">
+            <wp:extent cx="6309360" cy="4334175"/>
+            <wp:docPr id="13" name="Picture 13" descr="Архітектурні матеріали та прототип у репозиторії"/>
+            <wp:cNvGraphicFramePr>
+              <a:graphicFrameLocks noChangeAspect="1"/>
+            </wp:cNvGraphicFramePr>
+            <a:graphic>
+              <a:graphicData uri="http://schemas.openxmlformats.org/drawingml/2006/picture">
+                <pic:pic>
+                  <pic:nvPicPr>
+                    <pic:cNvPr id="0" name="github-lab3-artifacts.jpg"/>
+                    <pic:cNvPicPr/>
+                  </pic:nvPicPr>
+                  <pic:blipFill>
+                    <a:blip r:embed="rId30"/>
+                    <a:stretch>
+                      <a:fillRect/>
+                    </a:stretch>
+                  </pic:blipFill>
+                  <pic:spPr>
+                    <a:xfrm>
+                      <a:off x="0" y="0"/>
+                      <a:ext cx="6309360" cy="4334175"/>
+                    </a:xfrm>
+                    <a:prstGeom prst="rect"/>
+                  </pic:spPr>
+                </pic:pic>
+              </a:graphicData>
+            </a:graphic>
+          </wp:inline>
+        </w:drawing>
+      </w:r>
+    </w:p>
+    <w:p>
+      <w:pPr>
+        <w:pStyle w:val="Caption"/>
+        <w:spacing w:after="160"/>
+        <w:jc w:val="center"/>
+      </w:pPr>
+      <w:r>
+        <w:rPr>
+          <w:color w:val="000000"/>
+          <w:sz w:val="21"/>
+        </w:rPr>
+        <w:t>Рисунок Д.1. Архітектурні матеріали та прототип у репозиторії</w:t>
+      </w:r>
+    </w:p>
+    <w:p>
+      <w:r>
+        <w:t>Папка Lab3 містить звіт Word і PDF, джерела діаграм, файл прототипу та сценарій walkthrough. Вісім екранів прототипу в основній частині звіту є статичними навчальними ескізами.</w:t>
+      </w:r>
+    </w:p>
+    <w:p>
+      <w:pPr>
+        <w:spacing w:after="120"/>
+      </w:pPr>
+      <w:hyperlink r:id="rId31">
+        <w:r>
+          <w:rPr>
+            <w:color w:val="234D77"/>
+            <w:u w:val="single"/>
+            <w:sz w:val="21"/>
+          </w:rPr>
+          <w:t>Джерело знімка на GitHub</w:t>
+        </w:r>
+      </w:hyperlink>
+    </w:p>
+    <w:p>
+      <w:pPr>
+        <w:spacing w:after="120"/>
+      </w:pPr>
+      <w:hyperlink r:id="rId32">
+        <w:r>
+          <w:rPr>
+            <w:color w:val="234D77"/>
+            <w:u w:val="single"/>
+            <w:sz w:val="21"/>
+          </w:rPr>
+          <w:t>Повний розмір зображення у репозиторії</w:t>
+        </w:r>
+      </w:hyperlink>
+    </w:p>
+    <w:p>
+      <w:r>
+        <w:br w:type="page"/>
+      </w:r>
+    </w:p>
+    <w:p>
+      <w:pPr>
+        <w:pStyle w:val="Heading1"/>
+      </w:pPr>
+      <w:r>
+        <w:t>Скріншоти опублікованих матеріалів продовження</w:t>
+      </w:r>
+    </w:p>
+    <w:p>
+      <w:pPr>
+        <w:spacing w:after="160"/>
+      </w:pPr>
+      <w:r>
+        <w:t>Додаток. Стан GitHub на 06.10.2026.</w:t>
+      </w:r>
+    </w:p>
+    <w:p>
+      <w:pPr>
+        <w:keepNext/>
+        <w:spacing w:after="60"/>
+        <w:jc w:val="center"/>
+      </w:pPr>
+      <w:r>
+        <w:drawing>
+          <wp:inline xmlns:a="http://schemas.openxmlformats.org/drawingml/2006/main" xmlns:pic="http://schemas.openxmlformats.org/drawingml/2006/picture">
+            <wp:extent cx="6309360" cy="4334175"/>
+            <wp:docPr id="14" name="Picture 14" descr="Архітектурне рішення ADR 001 на GitHub"/>
+            <wp:cNvGraphicFramePr>
+              <a:graphicFrameLocks noChangeAspect="1"/>
+            </wp:cNvGraphicFramePr>
+            <a:graphic>
+              <a:graphicData uri="http://schemas.openxmlformats.org/drawingml/2006/picture">
+                <pic:pic>
+                  <pic:nvPicPr>
+                    <pic:cNvPr id="0" name="github-architecture-decision.jpg"/>
+                    <pic:cNvPicPr/>
+                  </pic:nvPicPr>
+                  <pic:blipFill>
+                    <a:blip r:embed="rId33"/>
+                    <a:stretch>
+                      <a:fillRect/>
+                    </a:stretch>
+                  </pic:blipFill>
+                  <pic:spPr>
+                    <a:xfrm>
+                      <a:off x="0" y="0"/>
+                      <a:ext cx="6309360" cy="4334175"/>
+                    </a:xfrm>
+                    <a:prstGeom prst="rect"/>
+                  </pic:spPr>
+                </pic:pic>
+              </a:graphicData>
+            </a:graphic>
+          </wp:inline>
+        </w:drawing>
+      </w:r>
+    </w:p>
+    <w:p>
+      <w:pPr>
+        <w:pStyle w:val="Caption"/>
+        <w:spacing w:after="160"/>
+        <w:jc w:val="center"/>
+      </w:pPr>
+      <w:r>
+        <w:rPr>
+          <w:color w:val="000000"/>
+          <w:sz w:val="21"/>
+        </w:rPr>
+        <w:t>Рисунок Д.2. Архітектурне рішення ADR 001 на GitHub</w:t>
+      </w:r>
+    </w:p>
+    <w:p>
+      <w:r>
+        <w:t>ADR фіксує вибір React і Vite, Python Flask, SQLAlchemy та SQLite, локальний запуск через Waitress, альтернативи й наслідки рішення. Для демонстрації готового інтерфейсу потрібні окремі знімки запущеного EasyStock.</w:t>
+      </w:r>
+    </w:p>
+    <w:p>
+      <w:pPr>
+        <w:spacing w:after="120"/>
+      </w:pPr>
+      <w:hyperlink r:id="rId26">
+        <w:r>
+          <w:rPr>
+            <w:color w:val="234D77"/>
+            <w:u w:val="single"/>
+            <w:sz w:val="21"/>
+          </w:rPr>
+          <w:t>Джерело знімка на GitHub</w:t>
+        </w:r>
+      </w:hyperlink>
+    </w:p>
+    <w:p>
+      <w:pPr>
+        <w:spacing w:after="120"/>
+      </w:pPr>
+      <w:hyperlink r:id="rId34">
+        <w:r>
+          <w:rPr>
+            <w:color w:val="234D77"/>
+            <w:u w:val="single"/>
+            <w:sz w:val="21"/>
+          </w:rPr>
+          <w:t>Повний розмір зображення у репозиторії</w:t>
         </w:r>
       </w:hyperlink>
     </w:p>

--- a/docs/Lab3/Report.docx
+++ b/docs/Lab3/Report.docx
@@ -3841,542 +3841,6 @@
         <w:pStyle w:val="Heading1"/>
       </w:pPr>
       <w:r>
-        <w:t>Прототип вхід і огляд</w:t>
-      </w:r>
-    </w:p>
-    <w:p>
-      <w:r>
-        <w:rPr>
-          <w:rFonts w:ascii="DejaVu Serif" w:hAnsi="DejaVu Serif"/>
-          <w:b w:val="0"/>
-          <w:color w:val="000000"/>
-          <w:sz w:val="20"/>
-        </w:rPr>
-        <w:t>Ескізи низької деталізації проєкту. Каталог і порожній стан історії уточнено за вимогами. Це прототипи, а не скриншоти React інтерфейсу. Усі артефакти виконані мною самостійно.</w:t>
-      </w:r>
-    </w:p>
-    <w:p>
-      <w:pPr>
-        <w:keepNext/>
-        <w:spacing w:after="80"/>
-        <w:jc w:val="center"/>
-      </w:pPr>
-      <w:r>
-        <w:drawing>
-          <wp:inline xmlns:a="http://schemas.openxmlformats.org/drawingml/2006/main" xmlns:pic="http://schemas.openxmlformats.org/drawingml/2006/picture">
-            <wp:extent cx="5166360" cy="3444240"/>
-            <wp:docPr id="5" name="Picture 5" descr="Екран 1. Вхід. Успіх веде до огляду; неправильні дані залишають користувача у формі."/>
-            <wp:cNvGraphicFramePr>
-              <a:graphicFrameLocks noChangeAspect="1"/>
-            </wp:cNvGraphicFramePr>
-            <a:graphic>
-              <a:graphicData uri="http://schemas.openxmlformats.org/drawingml/2006/picture">
-                <pic:pic>
-                  <pic:nvPicPr>
-                    <pic:cNvPr id="0" name="prototype_login.png"/>
-                    <pic:cNvPicPr/>
-                  </pic:nvPicPr>
-                  <pic:blipFill>
-                    <a:blip r:embed="rId18"/>
-                    <a:stretch>
-                      <a:fillRect/>
-                    </a:stretch>
-                  </pic:blipFill>
-                  <pic:spPr>
-                    <a:xfrm>
-                      <a:off x="0" y="0"/>
-                      <a:ext cx="5166360" cy="3444240"/>
-                    </a:xfrm>
-                    <a:prstGeom prst="rect"/>
-                  </pic:spPr>
-                </pic:pic>
-              </a:graphicData>
-            </a:graphic>
-          </wp:inline>
-        </w:drawing>
-      </w:r>
-    </w:p>
-    <w:p>
-      <w:pPr>
-        <w:spacing w:after="180"/>
-      </w:pPr>
-      <w:r>
-        <w:rPr>
-          <w:rFonts w:ascii="DejaVu Serif" w:hAnsi="DejaVu Serif"/>
-          <w:b w:val="0"/>
-          <w:color w:val="000000"/>
-          <w:sz w:val="19"/>
-        </w:rPr>
-        <w:t>Екран 1. Вхід. Успіх веде до огляду; неправильні дані залишають користувача у формі.</w:t>
-      </w:r>
-    </w:p>
-    <w:p>
-      <w:pPr>
-        <w:keepNext/>
-        <w:spacing w:after="80"/>
-        <w:jc w:val="center"/>
-      </w:pPr>
-      <w:r>
-        <w:drawing>
-          <wp:inline xmlns:a="http://schemas.openxmlformats.org/drawingml/2006/main" xmlns:pic="http://schemas.openxmlformats.org/drawingml/2006/picture">
-            <wp:extent cx="5166360" cy="3444240"/>
-            <wp:docPr id="6" name="Picture 6" descr="Екран 2. Огляд. Перехід до товарів, історії та доступних дій залежить від ролі."/>
-            <wp:cNvGraphicFramePr>
-              <a:graphicFrameLocks noChangeAspect="1"/>
-            </wp:cNvGraphicFramePr>
-            <a:graphic>
-              <a:graphicData uri="http://schemas.openxmlformats.org/drawingml/2006/picture">
-                <pic:pic>
-                  <pic:nvPicPr>
-                    <pic:cNvPr id="0" name="prototype_dashboard.png"/>
-                    <pic:cNvPicPr/>
-                  </pic:nvPicPr>
-                  <pic:blipFill>
-                    <a:blip r:embed="rId19"/>
-                    <a:stretch>
-                      <a:fillRect/>
-                    </a:stretch>
-                  </pic:blipFill>
-                  <pic:spPr>
-                    <a:xfrm>
-                      <a:off x="0" y="0"/>
-                      <a:ext cx="5166360" cy="3444240"/>
-                    </a:xfrm>
-                    <a:prstGeom prst="rect"/>
-                  </pic:spPr>
-                </pic:pic>
-              </a:graphicData>
-            </a:graphic>
-          </wp:inline>
-        </w:drawing>
-      </w:r>
-    </w:p>
-    <w:p>
-      <w:pPr>
-        <w:spacing w:after="180"/>
-      </w:pPr>
-      <w:r>
-        <w:rPr>
-          <w:rFonts w:ascii="DejaVu Serif" w:hAnsi="DejaVu Serif"/>
-          <w:b w:val="0"/>
-          <w:color w:val="000000"/>
-          <w:sz w:val="19"/>
-        </w:rPr>
-        <w:t>Екран 2. Огляд. Перехід до товарів, історії та доступних дій залежить від ролі.</w:t>
-      </w:r>
-    </w:p>
-    <w:p>
-      <w:r>
-        <w:br w:type="page"/>
-      </w:r>
-    </w:p>
-    <w:p>
-      <w:pPr>
-        <w:pStyle w:val="Heading1"/>
-      </w:pPr>
-      <w:r>
-        <w:t>Прототип каталог і картка товару</w:t>
-      </w:r>
-    </w:p>
-    <w:p>
-      <w:r>
-        <w:rPr>
-          <w:rFonts w:ascii="DejaVu Serif" w:hAnsi="DejaVu Serif"/>
-          <w:b w:val="0"/>
-          <w:color w:val="000000"/>
-          <w:sz w:val="20"/>
-        </w:rPr>
-        <w:t>Ескізи низької деталізації проєкту. Каталог і порожній стан історії уточнено за вимогами. Це прототипи, а не скриншоти React інтерфейсу. Усі артефакти виконані мною самостійно.</w:t>
-      </w:r>
-    </w:p>
-    <w:p>
-      <w:pPr>
-        <w:keepNext/>
-        <w:spacing w:after="80"/>
-        <w:jc w:val="center"/>
-      </w:pPr>
-      <w:r>
-        <w:drawing>
-          <wp:inline xmlns:a="http://schemas.openxmlformats.org/drawingml/2006/main" xmlns:pic="http://schemas.openxmlformats.org/drawingml/2006/picture">
-            <wp:extent cx="5166360" cy="3444240"/>
-            <wp:docPr id="7" name="Picture 7" descr="Екран 3. Товари. Пошук за назвою або SKU; відкриття картки; очищення порожнього результату."/>
-            <wp:cNvGraphicFramePr>
-              <a:graphicFrameLocks noChangeAspect="1"/>
-            </wp:cNvGraphicFramePr>
-            <a:graphic>
-              <a:graphicData uri="http://schemas.openxmlformats.org/drawingml/2006/picture">
-                <pic:pic>
-                  <pic:nvPicPr>
-                    <pic:cNvPr id="0" name="prototype_products.png"/>
-                    <pic:cNvPicPr/>
-                  </pic:nvPicPr>
-                  <pic:blipFill>
-                    <a:blip r:embed="rId20"/>
-                    <a:stretch>
-                      <a:fillRect/>
-                    </a:stretch>
-                  </pic:blipFill>
-                  <pic:spPr>
-                    <a:xfrm>
-                      <a:off x="0" y="0"/>
-                      <a:ext cx="5166360" cy="3444240"/>
-                    </a:xfrm>
-                    <a:prstGeom prst="rect"/>
-                  </pic:spPr>
-                </pic:pic>
-              </a:graphicData>
-            </a:graphic>
-          </wp:inline>
-        </w:drawing>
-      </w:r>
-    </w:p>
-    <w:p>
-      <w:pPr>
-        <w:spacing w:after="180"/>
-      </w:pPr>
-      <w:r>
-        <w:rPr>
-          <w:rFonts w:ascii="DejaVu Serif" w:hAnsi="DejaVu Serif"/>
-          <w:b w:val="0"/>
-          <w:color w:val="000000"/>
-          <w:sz w:val="19"/>
-        </w:rPr>
-        <w:t>Екран 3. Товари. Пошук за назвою або SKU; відкриття картки; очищення порожнього результату.</w:t>
-      </w:r>
-    </w:p>
-    <w:p>
-      <w:pPr>
-        <w:keepNext/>
-        <w:spacing w:after="80"/>
-        <w:jc w:val="center"/>
-      </w:pPr>
-      <w:r>
-        <w:drawing>
-          <wp:inline xmlns:a="http://schemas.openxmlformats.org/drawingml/2006/main" xmlns:pic="http://schemas.openxmlformats.org/drawingml/2006/picture">
-            <wp:extent cx="5166360" cy="3444240"/>
-            <wp:docPr id="8" name="Picture 8" descr="Екран 4. Картка. Поточний залишок і переходи до надходження, списання та історії."/>
-            <wp:cNvGraphicFramePr>
-              <a:graphicFrameLocks noChangeAspect="1"/>
-            </wp:cNvGraphicFramePr>
-            <a:graphic>
-              <a:graphicData uri="http://schemas.openxmlformats.org/drawingml/2006/picture">
-                <pic:pic>
-                  <pic:nvPicPr>
-                    <pic:cNvPr id="0" name="prototype_details.png"/>
-                    <pic:cNvPicPr/>
-                  </pic:nvPicPr>
-                  <pic:blipFill>
-                    <a:blip r:embed="rId21"/>
-                    <a:stretch>
-                      <a:fillRect/>
-                    </a:stretch>
-                  </pic:blipFill>
-                  <pic:spPr>
-                    <a:xfrm>
-                      <a:off x="0" y="0"/>
-                      <a:ext cx="5166360" cy="3444240"/>
-                    </a:xfrm>
-                    <a:prstGeom prst="rect"/>
-                  </pic:spPr>
-                </pic:pic>
-              </a:graphicData>
-            </a:graphic>
-          </wp:inline>
-        </w:drawing>
-      </w:r>
-    </w:p>
-    <w:p>
-      <w:pPr>
-        <w:spacing w:after="180"/>
-      </w:pPr>
-      <w:r>
-        <w:rPr>
-          <w:rFonts w:ascii="DejaVu Serif" w:hAnsi="DejaVu Serif"/>
-          <w:b w:val="0"/>
-          <w:color w:val="000000"/>
-          <w:sz w:val="19"/>
-        </w:rPr>
-        <w:t>Екран 4. Картка. Поточний залишок і переходи до надходження, списання та історії.</w:t>
-      </w:r>
-    </w:p>
-    <w:p>
-      <w:r>
-        <w:br w:type="page"/>
-      </w:r>
-    </w:p>
-    <w:p>
-      <w:pPr>
-        <w:pStyle w:val="Heading1"/>
-      </w:pPr>
-      <w:r>
-        <w:t>Прототип стани успіху і помилки</w:t>
-      </w:r>
-    </w:p>
-    <w:p>
-      <w:r>
-        <w:rPr>
-          <w:rFonts w:ascii="DejaVu Serif" w:hAnsi="DejaVu Serif"/>
-          <w:b w:val="0"/>
-          <w:color w:val="000000"/>
-          <w:sz w:val="20"/>
-        </w:rPr>
-        <w:t>Ескізи низької деталізації проєкту. Каталог і порожній стан історії уточнено за вимогами. Це прототипи, а не скриншоти React інтерфейсу. Усі артефакти виконані мною самостійно.</w:t>
-      </w:r>
-    </w:p>
-    <w:p>
-      <w:pPr>
-        <w:keepNext/>
-        <w:spacing w:after="80"/>
-        <w:jc w:val="center"/>
-      </w:pPr>
-      <w:r>
-        <w:drawing>
-          <wp:inline xmlns:a="http://schemas.openxmlformats.org/drawingml/2006/main" xmlns:pic="http://schemas.openxmlformats.org/drawingml/2006/picture">
-            <wp:extent cx="5166360" cy="3444240"/>
-            <wp:docPr id="9" name="Picture 9" descr="Екран 5. Надходження success. 17 + 20 = 37; підтвердження результату."/>
-            <wp:cNvGraphicFramePr>
-              <a:graphicFrameLocks noChangeAspect="1"/>
-            </wp:cNvGraphicFramePr>
-            <a:graphic>
-              <a:graphicData uri="http://schemas.openxmlformats.org/drawingml/2006/picture">
-                <pic:pic>
-                  <pic:nvPicPr>
-                    <pic:cNvPr id="0" name="prototype_receipt.png"/>
-                    <pic:cNvPicPr/>
-                  </pic:nvPicPr>
-                  <pic:blipFill>
-                    <a:blip r:embed="rId22"/>
-                    <a:stretch>
-                      <a:fillRect/>
-                    </a:stretch>
-                  </pic:blipFill>
-                  <pic:spPr>
-                    <a:xfrm>
-                      <a:off x="0" y="0"/>
-                      <a:ext cx="5166360" cy="3444240"/>
-                    </a:xfrm>
-                    <a:prstGeom prst="rect"/>
-                  </pic:spPr>
-                </pic:pic>
-              </a:graphicData>
-            </a:graphic>
-          </wp:inline>
-        </w:drawing>
-      </w:r>
-    </w:p>
-    <w:p>
-      <w:pPr>
-        <w:spacing w:after="180"/>
-      </w:pPr>
-      <w:r>
-        <w:rPr>
-          <w:rFonts w:ascii="DejaVu Serif" w:hAnsi="DejaVu Serif"/>
-          <w:b w:val="0"/>
-          <w:color w:val="000000"/>
-          <w:sz w:val="19"/>
-        </w:rPr>
-        <w:t>Екран 5. Надходження success. 17 + 20 = 37; підтвердження результату.</w:t>
-      </w:r>
-    </w:p>
-    <w:p>
-      <w:pPr>
-        <w:keepNext/>
-        <w:spacing w:after="80"/>
-        <w:jc w:val="center"/>
-      </w:pPr>
-      <w:r>
-        <w:drawing>
-          <wp:inline xmlns:a="http://schemas.openxmlformats.org/drawingml/2006/main" xmlns:pic="http://schemas.openxmlformats.org/drawingml/2006/picture">
-            <wp:extent cx="5166360" cy="3444240"/>
-            <wp:docPr id="10" name="Picture 10" descr="Екран 6. Списання error. 40 &gt; 37; залишок і поля збережені; кількість можна виправити."/>
-            <wp:cNvGraphicFramePr>
-              <a:graphicFrameLocks noChangeAspect="1"/>
-            </wp:cNvGraphicFramePr>
-            <a:graphic>
-              <a:graphicData uri="http://schemas.openxmlformats.org/drawingml/2006/picture">
-                <pic:pic>
-                  <pic:nvPicPr>
-                    <pic:cNvPr id="0" name="prototype_writeoff.png"/>
-                    <pic:cNvPicPr/>
-                  </pic:nvPicPr>
-                  <pic:blipFill>
-                    <a:blip r:embed="rId23"/>
-                    <a:stretch>
-                      <a:fillRect/>
-                    </a:stretch>
-                  </pic:blipFill>
-                  <pic:spPr>
-                    <a:xfrm>
-                      <a:off x="0" y="0"/>
-                      <a:ext cx="5166360" cy="3444240"/>
-                    </a:xfrm>
-                    <a:prstGeom prst="rect"/>
-                  </pic:spPr>
-                </pic:pic>
-              </a:graphicData>
-            </a:graphic>
-          </wp:inline>
-        </w:drawing>
-      </w:r>
-    </w:p>
-    <w:p>
-      <w:pPr>
-        <w:spacing w:after="180"/>
-      </w:pPr>
-      <w:r>
-        <w:rPr>
-          <w:rFonts w:ascii="DejaVu Serif" w:hAnsi="DejaVu Serif"/>
-          <w:b w:val="0"/>
-          <w:color w:val="000000"/>
-          <w:sz w:val="19"/>
-        </w:rPr>
-        <w:t>Екран 6. Списання error. 40 &gt; 37; залишок і поля збережені; кількість можна виправити.</w:t>
-      </w:r>
-    </w:p>
-    <w:p>
-      <w:r>
-        <w:br w:type="page"/>
-      </w:r>
-    </w:p>
-    <w:p>
-      <w:pPr>
-        <w:pStyle w:val="Heading1"/>
-      </w:pPr>
-      <w:r>
-        <w:t>Прототип історія і користувачі</w:t>
-      </w:r>
-    </w:p>
-    <w:p>
-      <w:r>
-        <w:rPr>
-          <w:rFonts w:ascii="DejaVu Serif" w:hAnsi="DejaVu Serif"/>
-          <w:b w:val="0"/>
-          <w:color w:val="000000"/>
-          <w:sz w:val="20"/>
-        </w:rPr>
-        <w:t>Ескізи низької деталізації проєкту. Каталог і порожній стан історії уточнено за вимогами. Це прототипи, а не скриншоти React інтерфейсу. Усі артефакти виконані мною самостійно.</w:t>
-      </w:r>
-    </w:p>
-    <w:p>
-      <w:pPr>
-        <w:keepNext/>
-        <w:spacing w:after="80"/>
-        <w:jc w:val="center"/>
-      </w:pPr>
-      <w:r>
-        <w:drawing>
-          <wp:inline xmlns:a="http://schemas.openxmlformats.org/drawingml/2006/main" xmlns:pic="http://schemas.openxmlformats.org/drawingml/2006/picture">
-            <wp:extent cx="5166360" cy="3444240"/>
-            <wp:docPr id="11" name="Picture 11" descr="Екран 7. Історія empty. Немає записів; користувач може змінити фільтр або провести операцію."/>
-            <wp:cNvGraphicFramePr>
-              <a:graphicFrameLocks noChangeAspect="1"/>
-            </wp:cNvGraphicFramePr>
-            <a:graphic>
-              <a:graphicData uri="http://schemas.openxmlformats.org/drawingml/2006/picture">
-                <pic:pic>
-                  <pic:nvPicPr>
-                    <pic:cNvPr id="0" name="prototype_history.png"/>
-                    <pic:cNvPicPr/>
-                  </pic:nvPicPr>
-                  <pic:blipFill>
-                    <a:blip r:embed="rId24"/>
-                    <a:stretch>
-                      <a:fillRect/>
-                    </a:stretch>
-                  </pic:blipFill>
-                  <pic:spPr>
-                    <a:xfrm>
-                      <a:off x="0" y="0"/>
-                      <a:ext cx="5166360" cy="3444240"/>
-                    </a:xfrm>
-                    <a:prstGeom prst="rect"/>
-                  </pic:spPr>
-                </pic:pic>
-              </a:graphicData>
-            </a:graphic>
-          </wp:inline>
-        </w:drawing>
-      </w:r>
-    </w:p>
-    <w:p>
-      <w:pPr>
-        <w:spacing w:after="180"/>
-      </w:pPr>
-      <w:r>
-        <w:rPr>
-          <w:rFonts w:ascii="DejaVu Serif" w:hAnsi="DejaVu Serif"/>
-          <w:b w:val="0"/>
-          <w:color w:val="000000"/>
-          <w:sz w:val="19"/>
-        </w:rPr>
-        <w:t>Екран 7. Історія empty. Немає записів; користувач може змінити фільтр або провести операцію.</w:t>
-      </w:r>
-    </w:p>
-    <w:p>
-      <w:pPr>
-        <w:keepNext/>
-        <w:spacing w:after="80"/>
-        <w:jc w:val="center"/>
-      </w:pPr>
-      <w:r>
-        <w:drawing>
-          <wp:inline xmlns:a="http://schemas.openxmlformats.org/drawingml/2006/main" xmlns:pic="http://schemas.openxmlformats.org/drawingml/2006/picture">
-            <wp:extent cx="5166360" cy="3444240"/>
-            <wp:docPr id="12" name="Picture 12" descr="Екран 8. Користувачі. Адміністратор керує ролями й активністю; інші ролі доступу не мають."/>
-            <wp:cNvGraphicFramePr>
-              <a:graphicFrameLocks noChangeAspect="1"/>
-            </wp:cNvGraphicFramePr>
-            <a:graphic>
-              <a:graphicData uri="http://schemas.openxmlformats.org/drawingml/2006/picture">
-                <pic:pic>
-                  <pic:nvPicPr>
-                    <pic:cNvPr id="0" name="prototype_users.png"/>
-                    <pic:cNvPicPr/>
-                  </pic:nvPicPr>
-                  <pic:blipFill>
-                    <a:blip r:embed="rId25"/>
-                    <a:stretch>
-                      <a:fillRect/>
-                    </a:stretch>
-                  </pic:blipFill>
-                  <pic:spPr>
-                    <a:xfrm>
-                      <a:off x="0" y="0"/>
-                      <a:ext cx="5166360" cy="3444240"/>
-                    </a:xfrm>
-                    <a:prstGeom prst="rect"/>
-                  </pic:spPr>
-                </pic:pic>
-              </a:graphicData>
-            </a:graphic>
-          </wp:inline>
-        </w:drawing>
-      </w:r>
-    </w:p>
-    <w:p>
-      <w:pPr>
-        <w:spacing w:after="180"/>
-      </w:pPr>
-      <w:r>
-        <w:rPr>
-          <w:rFonts w:ascii="DejaVu Serif" w:hAnsi="DejaVu Serif"/>
-          <w:b w:val="0"/>
-          <w:color w:val="000000"/>
-          <w:sz w:val="19"/>
-        </w:rPr>
-        <w:t>Екран 8. Користувачі. Адміністратор керує ролями й активністю; інші ролі доступу не мають.</w:t>
-      </w:r>
-    </w:p>
-    <w:p>
-      <w:r>
-        <w:br w:type="page"/>
-      </w:r>
-    </w:p>
-    <w:p>
-      <w:pPr>
-        <w:pStyle w:val="Heading1"/>
-      </w:pPr>
-      <w:r>
         <w:t>Переходи прототипу та самоперевірка</w:t>
       </w:r>
     </w:p>
@@ -4388,7 +3852,7 @@
           <w:color w:val="000000"/>
           <w:sz w:val="20"/>
         </w:rPr>
-        <w:t>До пакета звітів додано EasyStock_prototype.html: автономний клікабельний прототип із переходами між цими вісьмома екранами. Він демонструє навігацію; реальні складські операції виконуються у React застосунку з GitHub.</w:t>
+        <w:t>Клікабельний прототип docs/Lab3/prototype.html містить вісім екранів: вхід, огляд, каталог, картка товару, надходження, списання, історія та користувачі. Він демонструє навігацію; реальні складські операції виконуються у React застосунку з GitHub.</w:t>
       </w:r>
     </w:p>
     <w:tbl>
@@ -6047,7 +5511,7 @@
           <w:color w:val="000000"/>
           <w:sz w:val="20"/>
         </w:rPr>
-        <w:t>У папці docs/Lab3/report-diagrams опубліковано уточнені контекстну, компонентну, ER та sequence діаграми. ER модель містить 9 сутностей, зокрема auth_sessions. Файли можна редагувати у PlantUML; знімок папки GitHub наведено у додатку.</w:t>
+        <w:t>У папці docs/Lab3/report-diagrams опубліковано уточнені контекстну, компонентну, ER та sequence діаграми. ER модель містить 9 сутностей, зокрема auth_sessions. Файли можна редагувати у PlantUML.</w:t>
       </w:r>
     </w:p>
     <w:p>
@@ -6105,228 +5569,6 @@
             <w:rFonts w:ascii="DejaVu Serif" w:hAnsi="DejaVu Serif"/>
           </w:rPr>
           <w:t>Результати технічних перевірок</w:t>
-        </w:r>
-      </w:hyperlink>
-    </w:p>
-    <w:p>
-      <w:r>
-        <w:br w:type="page"/>
-      </w:r>
-    </w:p>
-    <w:p>
-      <w:pPr>
-        <w:pStyle w:val="Heading1"/>
-      </w:pPr>
-      <w:r>
-        <w:t>Скріншоти опублікованих матеріалів</w:t>
-      </w:r>
-    </w:p>
-    <w:p>
-      <w:pPr>
-        <w:spacing w:after="160"/>
-      </w:pPr>
-      <w:r>
-        <w:t>Додаток. Стан GitHub на 06.10.2026.</w:t>
-      </w:r>
-    </w:p>
-    <w:p>
-      <w:pPr>
-        <w:keepNext/>
-        <w:spacing w:after="60"/>
-        <w:jc w:val="center"/>
-      </w:pPr>
-      <w:r>
-        <w:drawing>
-          <wp:inline xmlns:a="http://schemas.openxmlformats.org/drawingml/2006/main" xmlns:pic="http://schemas.openxmlformats.org/drawingml/2006/picture">
-            <wp:extent cx="6309360" cy="4334175"/>
-            <wp:docPr id="13" name="Picture 13" descr="Архітектурні матеріали та прототип у репозиторії"/>
-            <wp:cNvGraphicFramePr>
-              <a:graphicFrameLocks noChangeAspect="1"/>
-            </wp:cNvGraphicFramePr>
-            <a:graphic>
-              <a:graphicData uri="http://schemas.openxmlformats.org/drawingml/2006/picture">
-                <pic:pic>
-                  <pic:nvPicPr>
-                    <pic:cNvPr id="0" name="github-lab3-artifacts.jpg"/>
-                    <pic:cNvPicPr/>
-                  </pic:nvPicPr>
-                  <pic:blipFill>
-                    <a:blip r:embed="rId30"/>
-                    <a:stretch>
-                      <a:fillRect/>
-                    </a:stretch>
-                  </pic:blipFill>
-                  <pic:spPr>
-                    <a:xfrm>
-                      <a:off x="0" y="0"/>
-                      <a:ext cx="6309360" cy="4334175"/>
-                    </a:xfrm>
-                    <a:prstGeom prst="rect"/>
-                  </pic:spPr>
-                </pic:pic>
-              </a:graphicData>
-            </a:graphic>
-          </wp:inline>
-        </w:drawing>
-      </w:r>
-    </w:p>
-    <w:p>
-      <w:pPr>
-        <w:pStyle w:val="Caption"/>
-        <w:spacing w:after="160"/>
-        <w:jc w:val="center"/>
-      </w:pPr>
-      <w:r>
-        <w:rPr>
-          <w:color w:val="000000"/>
-          <w:sz w:val="21"/>
-        </w:rPr>
-        <w:t>Рисунок Д.1. Архітектурні матеріали та прототип у репозиторії</w:t>
-      </w:r>
-    </w:p>
-    <w:p>
-      <w:r>
-        <w:t>Папка Lab3 містить звіт Word і PDF, джерела діаграм, файл прототипу та сценарій walkthrough. Вісім екранів прототипу в основній частині звіту є статичними навчальними ескізами.</w:t>
-      </w:r>
-    </w:p>
-    <w:p>
-      <w:pPr>
-        <w:spacing w:after="120"/>
-      </w:pPr>
-      <w:hyperlink r:id="rId31">
-        <w:r>
-          <w:rPr>
-            <w:color w:val="234D77"/>
-            <w:u w:val="single"/>
-            <w:sz w:val="21"/>
-          </w:rPr>
-          <w:t>Джерело знімка на GitHub</w:t>
-        </w:r>
-      </w:hyperlink>
-    </w:p>
-    <w:p>
-      <w:pPr>
-        <w:spacing w:after="120"/>
-      </w:pPr>
-      <w:hyperlink r:id="rId32">
-        <w:r>
-          <w:rPr>
-            <w:color w:val="234D77"/>
-            <w:u w:val="single"/>
-            <w:sz w:val="21"/>
-          </w:rPr>
-          <w:t>Повний розмір зображення у репозиторії</w:t>
-        </w:r>
-      </w:hyperlink>
-    </w:p>
-    <w:p>
-      <w:r>
-        <w:br w:type="page"/>
-      </w:r>
-    </w:p>
-    <w:p>
-      <w:pPr>
-        <w:pStyle w:val="Heading1"/>
-      </w:pPr>
-      <w:r>
-        <w:t>Скріншоти опублікованих матеріалів продовження</w:t>
-      </w:r>
-    </w:p>
-    <w:p>
-      <w:pPr>
-        <w:spacing w:after="160"/>
-      </w:pPr>
-      <w:r>
-        <w:t>Додаток. Стан GitHub на 06.10.2026.</w:t>
-      </w:r>
-    </w:p>
-    <w:p>
-      <w:pPr>
-        <w:keepNext/>
-        <w:spacing w:after="60"/>
-        <w:jc w:val="center"/>
-      </w:pPr>
-      <w:r>
-        <w:drawing>
-          <wp:inline xmlns:a="http://schemas.openxmlformats.org/drawingml/2006/main" xmlns:pic="http://schemas.openxmlformats.org/drawingml/2006/picture">
-            <wp:extent cx="6309360" cy="4334175"/>
-            <wp:docPr id="14" name="Picture 14" descr="Архітектурне рішення ADR 001 на GitHub"/>
-            <wp:cNvGraphicFramePr>
-              <a:graphicFrameLocks noChangeAspect="1"/>
-            </wp:cNvGraphicFramePr>
-            <a:graphic>
-              <a:graphicData uri="http://schemas.openxmlformats.org/drawingml/2006/picture">
-                <pic:pic>
-                  <pic:nvPicPr>
-                    <pic:cNvPr id="0" name="github-architecture-decision.jpg"/>
-                    <pic:cNvPicPr/>
-                  </pic:nvPicPr>
-                  <pic:blipFill>
-                    <a:blip r:embed="rId33"/>
-                    <a:stretch>
-                      <a:fillRect/>
-                    </a:stretch>
-                  </pic:blipFill>
-                  <pic:spPr>
-                    <a:xfrm>
-                      <a:off x="0" y="0"/>
-                      <a:ext cx="6309360" cy="4334175"/>
-                    </a:xfrm>
-                    <a:prstGeom prst="rect"/>
-                  </pic:spPr>
-                </pic:pic>
-              </a:graphicData>
-            </a:graphic>
-          </wp:inline>
-        </w:drawing>
-      </w:r>
-    </w:p>
-    <w:p>
-      <w:pPr>
-        <w:pStyle w:val="Caption"/>
-        <w:spacing w:after="160"/>
-        <w:jc w:val="center"/>
-      </w:pPr>
-      <w:r>
-        <w:rPr>
-          <w:color w:val="000000"/>
-          <w:sz w:val="21"/>
-        </w:rPr>
-        <w:t>Рисунок Д.2. Архітектурне рішення ADR 001 на GitHub</w:t>
-      </w:r>
-    </w:p>
-    <w:p>
-      <w:r>
-        <w:t>ADR фіксує вибір React і Vite, Python Flask, SQLAlchemy та SQLite, локальний запуск через Waitress, альтернативи й наслідки рішення. Для демонстрації готового інтерфейсу потрібні окремі знімки запущеного EasyStock.</w:t>
-      </w:r>
-    </w:p>
-    <w:p>
-      <w:pPr>
-        <w:spacing w:after="120"/>
-      </w:pPr>
-      <w:hyperlink r:id="rId26">
-        <w:r>
-          <w:rPr>
-            <w:color w:val="234D77"/>
-            <w:u w:val="single"/>
-            <w:sz w:val="21"/>
-          </w:rPr>
-          <w:t>Джерело знімка на GitHub</w:t>
-        </w:r>
-      </w:hyperlink>
-    </w:p>
-    <w:p>
-      <w:pPr>
-        <w:spacing w:after="120"/>
-      </w:pPr>
-      <w:hyperlink r:id="rId34">
-        <w:r>
-          <w:rPr>
-            <w:color w:val="234D77"/>
-            <w:u w:val="single"/>
-            <w:sz w:val="21"/>
-          </w:rPr>
-          <w:t>Повний розмір зображення у репозиторії</w:t>
         </w:r>
       </w:hyperlink>
     </w:p>

--- a/docs/Lab3/Report.docx
+++ b/docs/Lab3/Report.docx
@@ -4,133 +4,150 @@
   <w:body>
     <w:p>
       <w:pPr>
+        <w:keepNext w:val="0"/>
+        <w:keepLines/>
+        <w:spacing w:before="0" w:after="0" w:line="240" w:lineRule="auto"/>
         <w:jc w:val="center"/>
       </w:pPr>
       <w:r>
         <w:rPr>
-          <w:rFonts w:ascii="DejaVu Serif" w:hAnsi="DejaVu Serif"/>
+          <w:rFonts w:ascii="Times New Roman" w:hAnsi="Times New Roman"/>
+          <w:b/>
+          <w:color w:val="000000"/>
+          <w:sz w:val="28"/>
+        </w:rPr>
+        <w:t>Відокремлений структурний підрозділ</w:t>
+        <w:br/>
+        <w:t>«Економіко-технологічний фаховий коледж</w:t>
+        <w:br/>
+        <w:t>Херсонського національного технічного університету»</w:t>
+      </w:r>
+    </w:p>
+    <w:p>
+      <w:pPr>
+        <w:keepNext w:val="0"/>
+        <w:keepLines/>
+        <w:spacing w:before="0" w:after="1460" w:line="20" w:lineRule="exact"/>
+        <w:jc w:val="center"/>
+      </w:pPr>
+      <w:r>
+        <w:rPr>
+          <w:rFonts w:ascii="Times New Roman" w:hAnsi="Times New Roman"/>
+          <w:b w:val="0"/>
+          <w:color w:val="000000"/>
+          <w:sz w:val="2"/>
+        </w:rPr>
+      </w:r>
+    </w:p>
+    <w:p>
+      <w:pPr>
+        <w:pStyle w:val="Title"/>
+        <w:keepNext w:val="0"/>
+        <w:keepLines/>
+        <w:spacing w:before="0" w:after="0" w:line="240" w:lineRule="auto"/>
+        <w:jc w:val="center"/>
+      </w:pPr>
+      <w:r>
+        <w:rPr>
+          <w:rFonts w:ascii="Times New Roman" w:hAnsi="Times New Roman"/>
+          <w:b/>
+          <w:color w:val="000000"/>
+          <w:sz w:val="28"/>
+        </w:rPr>
+        <w:t>ПРАКТИЧНА РОБОТА № 3</w:t>
+      </w:r>
+    </w:p>
+    <w:p>
+      <w:pPr>
+        <w:keepNext w:val="0"/>
+        <w:keepLines/>
+        <w:spacing w:before="200" w:after="0" w:line="240" w:lineRule="auto"/>
+        <w:jc w:val="center"/>
+      </w:pPr>
+      <w:r>
+        <w:rPr>
+          <w:rFonts w:ascii="Times New Roman" w:hAnsi="Times New Roman"/>
           <w:b w:val="0"/>
           <w:color w:val="000000"/>
           <w:sz w:val="28"/>
         </w:rPr>
-        <w:t>Проєктний практикум</w:t>
+        <w:t>з дисципліни «Проєктний практикум»</w:t>
       </w:r>
     </w:p>
     <w:p>
       <w:pPr>
-        <w:spacing w:after="760"/>
-      </w:pPr>
-      <w:r/>
-    </w:p>
-    <w:p>
-      <w:pPr>
-        <w:pStyle w:val="Title"/>
+        <w:keepNext w:val="0"/>
+        <w:keepLines/>
+        <w:spacing w:before="300" w:after="0" w:line="240" w:lineRule="auto"/>
         <w:jc w:val="center"/>
       </w:pPr>
       <w:r>
-        <w:t>Звіт з лабораторної роботи 3</w:t>
+        <w:rPr>
+          <w:rFonts w:ascii="Times New Roman" w:hAnsi="Times New Roman"/>
+          <w:b/>
+          <w:color w:val="000000"/>
+          <w:sz w:val="28"/>
+        </w:rPr>
+        <w:t>Тема: «Проєктування архітектури даних та інтерфейсу»</w:t>
       </w:r>
     </w:p>
     <w:p>
       <w:pPr>
-        <w:pStyle w:val="Subtitle"/>
+        <w:keepNext w:val="0"/>
+        <w:keepLines/>
+        <w:spacing w:before="160" w:after="0" w:line="240" w:lineRule="auto"/>
         <w:jc w:val="center"/>
       </w:pPr>
       <w:r>
-        <w:t>Проєктування архітектури даних та інтерфейсу</w:t>
+        <w:rPr>
+          <w:rFonts w:ascii="Times New Roman" w:hAnsi="Times New Roman"/>
+          <w:b w:val="0"/>
+          <w:color w:val="000000"/>
+          <w:sz w:val="28"/>
+        </w:rPr>
+        <w:t>Проєкт «EasyStock»</w:t>
       </w:r>
     </w:p>
     <w:p>
       <w:pPr>
-        <w:jc w:val="center"/>
+        <w:keepNext w:val="0"/>
+        <w:keepLines/>
+        <w:spacing w:before="1800" w:after="0" w:line="240" w:lineRule="auto"/>
+        <w:ind w:left="4320"/>
+        <w:jc w:val="right"/>
       </w:pPr>
       <w:r>
         <w:rPr>
-          <w:rFonts w:ascii="DejaVu Serif" w:hAnsi="DejaVu Serif"/>
-          <w:b/>
+          <w:rFonts w:ascii="Times New Roman" w:hAnsi="Times New Roman"/>
+          <w:b w:val="0"/>
           <w:color w:val="000000"/>
-          <w:sz w:val="32"/>
+          <w:sz w:val="28"/>
         </w:rPr>
-        <w:t>Проєкт EasyStock</w:t>
+        <w:t>Виконав:</w:t>
+        <w:br/>
+        <w:t>студент групи 3ІПЗс-24</w:t>
+        <w:br/>
+        <w:t>Бондаренко Сергій</w:t>
       </w:r>
     </w:p>
     <w:p>
       <w:pPr>
-        <w:jc w:val="center"/>
+        <w:keepNext w:val="0"/>
+        <w:keepLines/>
+        <w:spacing w:before="160" w:after="0" w:line="240" w:lineRule="auto"/>
+        <w:ind w:left="4320"/>
+        <w:jc w:val="right"/>
       </w:pPr>
       <w:r>
-        <w:t>Вебзастосунок для обліку товарів і складських операцій</w:t>
-      </w:r>
-    </w:p>
-    <w:p>
-      <w:pPr>
-        <w:spacing w:after="440"/>
-      </w:pPr>
-      <w:r/>
-    </w:p>
-    <w:p>
-      <w:r>
         <w:rPr>
-          <w:rFonts w:ascii="DejaVu Serif" w:hAnsi="DejaVu Serif"/>
+          <w:rFonts w:ascii="Times New Roman" w:hAnsi="Times New Roman"/>
           <w:b w:val="0"/>
           <w:color w:val="000000"/>
-          <w:sz w:val="24"/>
+          <w:sz w:val="28"/>
         </w:rPr>
-        <w:t>Виконав: Бондаренко Сергій</w:t>
+        <w:t>Перевірив:</w:t>
         <w:br/>
-        <w:t>Група: 3ІПЗс</w:t>
-        <w:br/>
-        <w:t>Форма виконання: індивідуальна</w:t>
-        <w:br/>
-        <w:t>Дата: 05.10.2026</w:t>
-      </w:r>
-    </w:p>
-    <w:p>
-      <w:r>
-        <w:rPr>
-          <w:rFonts w:ascii="DejaVu Serif" w:hAnsi="DejaVu Serif"/>
-          <w:b/>
-          <w:color w:val="000000"/>
-          <w:sz w:val="23"/>
-        </w:rPr>
-        <w:t>Усю роботу над проєктом і цією лабораторною роботою я виконав самостійно. Я поєднував ролі автора ідеї, аналітика, проєктувальника, розробника, тестувальника та автора документації.</w:t>
-      </w:r>
-    </w:p>
-    <w:p>
-      <w:r>
-        <w:t xml:space="preserve">Репозиторій GitHub: </w:t>
-      </w:r>
-      <w:hyperlink r:id="rId11">
-        <w:r>
-          <w:rPr>
-            <w:color w:val="234D77"/>
-            <w:u w:val="single"/>
-            <w:rFonts w:ascii="DejaVu Serif" w:hAnsi="DejaVu Serif"/>
-          </w:rPr>
-          <w:t>https://github.com/chaek438/EasyStock</w:t>
-        </w:r>
-      </w:hyperlink>
-    </w:p>
-    <w:p>
-      <w:r>
-        <w:rPr>
-          <w:rFonts w:ascii="DejaVu Serif" w:hAnsi="DejaVu Serif"/>
-          <w:b w:val="0"/>
-          <w:color w:val="000000"/>
-          <w:sz w:val="20"/>
-        </w:rPr>
-        <w:t>Перевірена версія main: 8e8a046cee04</w:t>
-      </w:r>
-    </w:p>
-    <w:p>
-      <w:r>
-        <w:rPr>
-          <w:rFonts w:ascii="DejaVu Serif" w:hAnsi="DejaVu Serif"/>
-          <w:b w:val="0"/>
-          <w:color w:val="000000"/>
-          <w:sz w:val="21"/>
-        </w:rPr>
-        <w:t>Ролі «комірник», «менеджер» і «адміністратор» описують користувачів застосунку. Вони не є учасниками розробки.</w:t>
+        <w:t>Ігор Косенко</w:t>
       </w:r>
     </w:p>
     <w:p>
@@ -5575,9 +5592,12 @@
     <w:sectPr>
       <w:headerReference w:type="default" r:id="rId9"/>
       <w:footerReference w:type="default" r:id="rId10"/>
+      <w:headerReference w:type="first" r:id="rId18"/>
+      <w:footerReference w:type="first" r:id="rId19"/>
       <w:pgSz w:w="12240" w:h="15840"/>
       <w:pgMar w:top="1008" w:right="1152" w:bottom="1008" w:left="1152" w:header="360" w:footer="360" w:gutter="0"/>
       <w:cols w:space="720"/>
+      <w:titlePg/>
       <w:docGrid w:linePitch="360"/>
     </w:sectPr>
   </w:body>
@@ -5605,6 +5625,27 @@
 </w:ftr>
 </file>
 
+<file path=word/footer2.xml><?xml version="1.0" encoding="utf-8"?>
+<w:ftr xmlns:m="http://schemas.openxmlformats.org/officeDocument/2006/math" xmlns:mc="http://schemas.openxmlformats.org/markup-compatibility/2006" xmlns:mo="http://schemas.microsoft.com/office/mac/office/2008/main" xmlns:mv="urn:schemas-microsoft-com:mac:vml" xmlns:o="urn:schemas-microsoft-com:office:office" xmlns:r="http://schemas.openxmlformats.org/officeDocument/2006/relationships" xmlns:v="urn:schemas-microsoft-com:vml" xmlns:w10="urn:schemas-microsoft-com:office:word" xmlns:w14="http://schemas.microsoft.com/office/word/2010/wordml" xmlns:w="http://schemas.openxmlformats.org/wordprocessingml/2006/main" xmlns:wne="http://schemas.microsoft.com/office/word/2006/wordml" xmlns:wp14="http://schemas.microsoft.com/office/word/2010/wordprocessingDrawing" xmlns:wp="http://schemas.openxmlformats.org/drawingml/2006/wordprocessingDrawing" xmlns:wpc="http://schemas.microsoft.com/office/word/2010/wordprocessingCanvas" xmlns:wpg="http://schemas.microsoft.com/office/word/2010/wordprocessingGroup" xmlns:wpi="http://schemas.microsoft.com/office/word/2010/wordprocessingInk" xmlns:wps="http://schemas.microsoft.com/office/word/2010/wordprocessingShape" mc:Ignorable="w14 wp14">
+  <w:p>
+    <w:pPr>
+      <w:pStyle w:val="Footer"/>
+      <w:spacing w:after="0"/>
+      <w:jc w:val="center"/>
+    </w:pPr>
+    <w:r>
+      <w:rPr>
+        <w:rFonts w:ascii="Times New Roman" w:hAnsi="Times New Roman"/>
+        <w:b w:val="0"/>
+        <w:color w:val="000000"/>
+        <w:sz w:val="28"/>
+      </w:rPr>
+      <w:t>Хмельницький 2026</w:t>
+    </w:r>
+  </w:p>
+</w:ftr>
+</file>
+
 <file path=word/header1.xml><?xml version="1.0" encoding="utf-8"?>
 <w:hdr xmlns:m="http://schemas.openxmlformats.org/officeDocument/2006/math" xmlns:mc="http://schemas.openxmlformats.org/markup-compatibility/2006" xmlns:mo="http://schemas.microsoft.com/office/mac/office/2008/main" xmlns:mv="urn:schemas-microsoft-com:mac:vml" xmlns:o="urn:schemas-microsoft-com:office:office" xmlns:r="http://schemas.openxmlformats.org/officeDocument/2006/relationships" xmlns:v="urn:schemas-microsoft-com:vml" xmlns:w10="urn:schemas-microsoft-com:office:word" xmlns:w14="http://schemas.microsoft.com/office/word/2010/wordml" xmlns:w="http://schemas.openxmlformats.org/wordprocessingml/2006/main" xmlns:wne="http://schemas.microsoft.com/office/word/2006/wordml" xmlns:wp14="http://schemas.microsoft.com/office/word/2010/wordprocessingDrawing" xmlns:wp="http://schemas.openxmlformats.org/drawingml/2006/wordprocessingDrawing" xmlns:wpc="http://schemas.microsoft.com/office/word/2010/wordprocessingCanvas" xmlns:wpg="http://schemas.microsoft.com/office/word/2010/wordprocessingGroup" xmlns:wpi="http://schemas.microsoft.com/office/word/2010/wordprocessingInk" xmlns:wps="http://schemas.microsoft.com/office/word/2010/wordprocessingShape" mc:Ignorable="w14 wp14">
   <w:p>
@@ -5620,6 +5661,16 @@
       </w:rPr>
       <w:t>EasyStock   |   Проєктний практикум   |   Робота 3</w:t>
     </w:r>
+  </w:p>
+</w:hdr>
+</file>
+
+<file path=word/header2.xml><?xml version="1.0" encoding="utf-8"?>
+<w:hdr xmlns:m="http://schemas.openxmlformats.org/officeDocument/2006/math" xmlns:mc="http://schemas.openxmlformats.org/markup-compatibility/2006" xmlns:mo="http://schemas.microsoft.com/office/mac/office/2008/main" xmlns:mv="urn:schemas-microsoft-com:mac:vml" xmlns:o="urn:schemas-microsoft-com:office:office" xmlns:r="http://schemas.openxmlformats.org/officeDocument/2006/relationships" xmlns:v="urn:schemas-microsoft-com:vml" xmlns:w10="urn:schemas-microsoft-com:office:word" xmlns:w14="http://schemas.microsoft.com/office/word/2010/wordml" xmlns:w="http://schemas.openxmlformats.org/wordprocessingml/2006/main" xmlns:wne="http://schemas.microsoft.com/office/word/2006/wordml" xmlns:wp14="http://schemas.microsoft.com/office/word/2010/wordprocessingDrawing" xmlns:wp="http://schemas.openxmlformats.org/drawingml/2006/wordprocessingDrawing" xmlns:wpc="http://schemas.microsoft.com/office/word/2010/wordprocessingCanvas" xmlns:wpg="http://schemas.microsoft.com/office/word/2010/wordprocessingGroup" xmlns:wpi="http://schemas.microsoft.com/office/word/2010/wordprocessingInk" xmlns:wps="http://schemas.microsoft.com/office/word/2010/wordprocessingShape" mc:Ignorable="w14 wp14">
+  <w:p>
+    <w:pPr>
+      <w:pStyle w:val="Header"/>
+    </w:pPr>
   </w:p>
 </w:hdr>
 </file>

--- a/docs/Lab3/Report.docx
+++ b/docs/Lab3/Report.docx
@@ -147,7 +147,9 @@
         </w:rPr>
         <w:t>Перевірив:</w:t>
         <w:br/>
-        <w:t>Ігор Косенко</w:t>
+        <w:t>Дмитро Олегович Чорний</w:t>
+        <w:br/>
+        <w:t>Ілля Володимирович Костевич</w:t>
       </w:r>
     </w:p>
     <w:p>
